--- a/CIVE202_Spring2026_Group19_Project3_SOW.docx
+++ b/CIVE202_Spring2026_Group19_Project3_SOW.docx
@@ -3,802 +3,134 @@
 <w:document xmlns:wpc="http://schemas.microsoft.com/office/word/2010/wordprocessingCanvas" xmlns:cx="http://schemas.microsoft.com/office/drawing/2014/chartex" xmlns:cx1="http://schemas.microsoft.com/office/drawing/2015/9/8/chartex" xmlns:cx2="http://schemas.microsoft.com/office/drawing/2015/10/21/chartex" xmlns:cx3="http://schemas.microsoft.com/office/drawing/2016/5/9/chartex" xmlns:cx4="http://schemas.microsoft.com/office/drawing/2016/5/10/chartex" xmlns:cx5="http://schemas.microsoft.com/office/drawing/2016/5/11/chartex" xmlns:cx6="http://schemas.microsoft.com/office/drawing/2016/5/12/chartex" xmlns:cx7="http://schemas.microsoft.com/office/drawing/2016/5/13/chartex" xmlns:cx8="http://schemas.microsoft.com/office/drawing/2016/5/14/chartex" xmlns:mc="http://schemas.openxmlformats.org/markup-compatibility/2006" xmlns:aink="http://schemas.microsoft.com/office/drawing/2016/ink" xmlns:am3d="http://schemas.microsoft.com/office/drawing/2017/model3d" xmlns:o="urn:schemas-microsoft-com:office:office" xmlns:oel="http://schemas.microsoft.com/office/2019/extlst" xmlns:r="http://schemas.openxmlformats.org/officeDocument/2006/relationships" xmlns:m="http://schemas.openxmlformats.org/officeDocument/2006/math" xmlns:v="urn:schemas-microsoft-com:vml" xmlns:wp14="http://schemas.microsoft.com/office/word/2010/wordprocessingDrawing" xmlns:wp="http://schemas.openxmlformats.org/drawingml/2006/wordprocessingDrawing" xmlns:w10="urn:schemas-microsoft-com:office:word" xmlns:w="http://schemas.openxmlformats.org/wordprocessingml/2006/main" xmlns:w14="http://schemas.microsoft.com/office/word/2010/wordml" xmlns:w15="http://schemas.microsoft.com/office/word/2012/wordml" xmlns:w16cex="http://schemas.microsoft.com/office/word/2018/wordml/cex" xmlns:w16cid="http://schemas.microsoft.com/office/word/2016/wordml/cid" xmlns:w16="http://schemas.microsoft.com/office/word/2018/wordml" xmlns:w16du="http://schemas.microsoft.com/office/word/2023/wordml/word16du" xmlns:w16sdtdh="http://schemas.microsoft.com/office/word/2020/wordml/sdtdatahash" xmlns:w16sdtfl="http://schemas.microsoft.com/office/word/2024/wordml/sdtformatlock" xmlns:w16se="http://schemas.microsoft.com/office/word/2015/wordml/symex" xmlns:wpg="http://schemas.microsoft.com/office/word/2010/wordprocessingGroup" xmlns:wpi="http://schemas.microsoft.com/office/word/2010/wordprocessingInk" xmlns:wne="http://schemas.microsoft.com/office/word/2006/wordml" xmlns:wps="http://schemas.microsoft.com/office/word/2010/wordprocessingShape" mc:Ignorable="w14 w15 w16se w16cid w16 w16cex w16sdtdh w16sdtfl w16du wp14">
   <w:body>
     <w:p>
+      <w:r>
+        <w:t xml:space="preserve">CIVE202 Spring 2026 </w:t>
+      </w:r>
+      <w:r>
+        <w:t xml:space="preserve">Group 19 </w:t>
+      </w:r>
+      <w:r>
+        <w:t>Project 3</w:t>
+      </w:r>
+    </w:p>
+    <w:p>
+      <w:r>
+        <w:t>Scope of Work</w:t>
+      </w:r>
+    </w:p>
+    <w:p>
+      <w:r>
+        <w:t xml:space="preserve">Group: Nietal Al Nahmo, </w:t>
+      </w:r>
+      <w:r>
+        <w:t>Cole Geer, Johnathan Sevick, Gavin Van Driel</w:t>
+      </w:r>
+    </w:p>
+    <w:p>
+      <w:r>
+        <w:t>Date: 3/31/2026</w:t>
+      </w:r>
+    </w:p>
+    <w:p/>
+    <w:p>
       <w:pPr>
-        <w:rPr>
-          <w:rFonts w:ascii="Times New Roman" w:hAnsi="Times New Roman" w:cs="Times New Roman"/>
-          <w:lang w:val="en"/>
-        </w:rPr>
+        <w:pStyle w:val="Heading1"/>
       </w:pPr>
       <w:r>
-        <w:rPr>
-          <w:rFonts w:ascii="Times New Roman" w:hAnsi="Times New Roman" w:cs="Times New Roman"/>
-          <w:lang w:val="en"/>
-        </w:rPr>
-        <w:t>Project #</w:t>
-      </w:r>
-      <w:r>
-        <w:rPr>
-          <w:rFonts w:ascii="Times New Roman" w:hAnsi="Times New Roman" w:cs="Times New Roman"/>
-          <w:lang w:val="en"/>
-        </w:rPr>
-        <w:t>3</w:t>
-      </w:r>
-      <w:r>
-        <w:rPr>
-          <w:rFonts w:ascii="Times New Roman" w:hAnsi="Times New Roman" w:cs="Times New Roman"/>
-          <w:lang w:val="en"/>
-        </w:rPr>
-        <w:t xml:space="preserve">: </w:t>
-      </w:r>
-      <w:r>
-        <w:rPr>
-          <w:rFonts w:ascii="Times New Roman" w:hAnsi="Times New Roman" w:cs="Times New Roman"/>
-          <w:lang w:val="en"/>
-        </w:rPr>
-        <w:t>Federal Highway Administration Visualization of Data</w:t>
+        <w:t>Project Description</w:t>
+      </w:r>
+    </w:p>
+    <w:p>
+      <w:r>
+        <w:t xml:space="preserve">This project focuses on analyzing the transportation data that was given from NHTS and NGSIM to understand the travel behavior and patterns in the United States. Transportation system is an important daily life activity for our economy, which is why understanding how people travel and based on their vehicles is important for improving our system. The main goal in this project is to create a simple and clear visualization that shows the highlighting trends in the data. These visuals and data will be created to help identify the pattern in driving behaviors. Also, a simulation using a drive model will be performed to show how these different vehicles follow others, comparing the results to our real-world data. </w:t>
       </w:r>
     </w:p>
     <w:p>
       <w:pPr>
-        <w:rPr>
-          <w:rFonts w:ascii="Times New Roman" w:hAnsi="Times New Roman" w:cs="Times New Roman"/>
-          <w:lang w:val="en"/>
-        </w:rPr>
+        <w:pBdr>
+          <w:bottom w:val="single" w:sz="6" w:space="1" w:color="auto"/>
+        </w:pBdr>
       </w:pPr>
     </w:p>
+    <w:p/>
     <w:p>
       <w:pPr>
-        <w:rPr>
-          <w:rFonts w:ascii="Times New Roman" w:hAnsi="Times New Roman" w:cs="Times New Roman"/>
-          <w:lang w:val="en"/>
-        </w:rPr>
+        <w:pStyle w:val="Heading1"/>
       </w:pPr>
       <w:r>
-        <w:rPr>
-          <w:rFonts w:ascii="Times New Roman" w:hAnsi="Times New Roman" w:cs="Times New Roman"/>
-          <w:lang w:val="en"/>
-        </w:rPr>
-        <w:t xml:space="preserve">Client: </w:t>
-      </w:r>
-      <w:r>
-        <w:rPr>
-          <w:rFonts w:ascii="Times New Roman" w:hAnsi="Times New Roman" w:cs="Times New Roman"/>
-          <w:lang w:val="en"/>
-        </w:rPr>
-        <w:t>Federal Highway Administration (FHWA)</w:t>
+        <w:t>Data and Variables</w:t>
+      </w:r>
+    </w:p>
+    <w:p>
+      <w:r>
+        <w:t>The dataset for NHTS will be used to study the usage and travel behavior across different drivers in the United States. The vehicle type, vehicle age, and other characteristics are important variables that will be used. These variables provide information on how people travel and the type of vehicle they drive based on different groups. The NGSIM dataset will be used to study in more detail, such as speed and vehicle position over a certain time. These are important because it shows how these drivers react to each other, and changes in speed in traffic conditions. Overall, these datasets provide a broad view of transportation and a detailed view of behavior between different drivers.</w:t>
       </w:r>
     </w:p>
     <w:p>
       <w:pPr>
-        <w:rPr>
-          <w:rFonts w:ascii="Times New Roman" w:hAnsi="Times New Roman" w:cs="Times New Roman"/>
-          <w:lang w:val="en"/>
-        </w:rPr>
+        <w:pBdr>
+          <w:bottom w:val="single" w:sz="6" w:space="1" w:color="auto"/>
+        </w:pBdr>
       </w:pPr>
-      <w:r>
-        <w:rPr>
-          <w:rFonts w:ascii="Times New Roman" w:hAnsi="Times New Roman" w:cs="Times New Roman"/>
-          <w:lang w:val="en"/>
-        </w:rPr>
-        <w:t xml:space="preserve">Engineering Team: </w:t>
-      </w:r>
-      <w:r>
-        <w:rPr>
-          <w:rFonts w:ascii="Times New Roman" w:hAnsi="Times New Roman" w:cs="Times New Roman"/>
-          <w:b/>
-          <w:bCs/>
-          <w:lang w:val="en"/>
-        </w:rPr>
-        <w:t xml:space="preserve">Group 6 </w:t>
-      </w:r>
-      <w:r>
-        <w:rPr>
-          <w:rFonts w:ascii="Times New Roman" w:hAnsi="Times New Roman" w:cs="Times New Roman"/>
-          <w:b/>
-          <w:bCs/>
-          <w:lang w:val="en"/>
-        </w:rPr>
-        <w:t>–</w:t>
-      </w:r>
-      <w:r>
-        <w:rPr>
-          <w:rFonts w:ascii="Times New Roman" w:hAnsi="Times New Roman" w:cs="Times New Roman"/>
-          <w:b/>
-          <w:bCs/>
-          <w:lang w:val="en"/>
-        </w:rPr>
-        <w:t xml:space="preserve"> </w:t>
-      </w:r>
-      <w:r>
-        <w:rPr>
-          <w:rFonts w:ascii="Times New Roman" w:hAnsi="Times New Roman" w:cs="Times New Roman"/>
-          <w:lang w:val="en"/>
-        </w:rPr>
-        <w:t>Cole Geer</w:t>
-      </w:r>
-      <w:r>
-        <w:rPr>
-          <w:rFonts w:ascii="Times New Roman" w:hAnsi="Times New Roman" w:cs="Times New Roman"/>
-          <w:lang w:val="en"/>
-        </w:rPr>
-        <w:t xml:space="preserve">, </w:t>
-      </w:r>
-      <w:proofErr w:type="spellStart"/>
-      <w:r>
-        <w:rPr>
-          <w:rFonts w:ascii="Times New Roman" w:hAnsi="Times New Roman" w:cs="Times New Roman"/>
-          <w:lang w:val="en"/>
-        </w:rPr>
-        <w:t>Nietal</w:t>
-      </w:r>
-      <w:proofErr w:type="spellEnd"/>
-      <w:r>
-        <w:rPr>
-          <w:rFonts w:ascii="Times New Roman" w:hAnsi="Times New Roman" w:cs="Times New Roman"/>
-          <w:lang w:val="en"/>
-        </w:rPr>
-        <w:t xml:space="preserve"> Al </w:t>
-      </w:r>
-      <w:proofErr w:type="spellStart"/>
-      <w:r>
-        <w:rPr>
-          <w:rFonts w:ascii="Times New Roman" w:hAnsi="Times New Roman" w:cs="Times New Roman"/>
-          <w:lang w:val="en"/>
-        </w:rPr>
-        <w:t>Nahmo</w:t>
-      </w:r>
-      <w:proofErr w:type="spellEnd"/>
-      <w:r>
-        <w:rPr>
-          <w:rFonts w:ascii="Times New Roman" w:hAnsi="Times New Roman" w:cs="Times New Roman"/>
-          <w:lang w:val="en"/>
-        </w:rPr>
-        <w:t xml:space="preserve">, </w:t>
-      </w:r>
-      <w:r>
-        <w:rPr>
-          <w:rFonts w:ascii="Times New Roman" w:hAnsi="Times New Roman" w:cs="Times New Roman"/>
-          <w:lang w:val="en"/>
-        </w:rPr>
-        <w:t>Gavin Van Driel</w:t>
-      </w:r>
-      <w:r>
-        <w:rPr>
-          <w:rFonts w:ascii="Times New Roman" w:hAnsi="Times New Roman" w:cs="Times New Roman"/>
-          <w:lang w:val="en"/>
-        </w:rPr>
-        <w:t>, Johnathan Sevick</w:t>
-      </w:r>
-    </w:p>
+    </w:p>
+    <w:p/>
     <w:p>
       <w:pPr>
-        <w:rPr>
-          <w:rFonts w:ascii="Times New Roman" w:hAnsi="Times New Roman" w:cs="Times New Roman"/>
-          <w:lang w:val="en"/>
-        </w:rPr>
+        <w:pStyle w:val="Heading1"/>
       </w:pPr>
       <w:r>
-        <w:rPr>
-          <w:rFonts w:ascii="Times New Roman" w:hAnsi="Times New Roman" w:cs="Times New Roman"/>
-          <w:lang w:val="en"/>
-        </w:rPr>
-        <w:t>University of Nebraska–Lincoln</w:t>
+        <w:lastRenderedPageBreak/>
+        <w:t>Tasks to be Completed</w:t>
+      </w:r>
+    </w:p>
+    <w:p>
+      <w:r>
+        <w:t>First</w:t>
+      </w:r>
+      <w:r>
+        <w:t>,</w:t>
+      </w:r>
+      <w:r>
+        <w:t xml:space="preserve"> in this project, it is important to view the datasets and metadata to fully understand the variables. The data will be cleaned and organized using Python, which looks for errors, missing values, and other small variables. After preparing the data, </w:t>
+      </w:r>
+      <w:r>
+        <w:t>different visualizations will be created to represent the trend in our data. A bar chart will be used to compare categories with variables, a histogram to show the distribution of variables, and lastly a boxplot to compare the distribution with different categories. Another thing that will be created is a time series using the NGSIM dataset to show the variables and how the speed or acceleration changes over time. These plots will help us understand the vehicle behavior in traffic. One of the visualizations will be used by matplotlib or seaborn to make it clearer and give a better appearance.</w:t>
+      </w:r>
+    </w:p>
+    <w:p/>
+    <w:p>
+      <w:r>
+        <w:t xml:space="preserve">After these visualizations are complete, a simulation will be created by the driver model. Choosing a vehicle trajectory from the NGSIM dataset will be simulated based on the vehicle behavior. The results will be used to compare with the following data using a combined plot. This will help evaluate the model to represent the real driving behavior. </w:t>
       </w:r>
     </w:p>
     <w:p>
       <w:pPr>
-        <w:rPr>
-          <w:rFonts w:ascii="Times New Roman" w:hAnsi="Times New Roman" w:cs="Times New Roman"/>
-          <w:lang w:val="en"/>
-        </w:rPr>
+        <w:pBdr>
+          <w:bottom w:val="single" w:sz="6" w:space="1" w:color="auto"/>
+        </w:pBdr>
       </w:pPr>
-      <w:r>
-        <w:rPr>
-          <w:rFonts w:ascii="Times New Roman" w:hAnsi="Times New Roman" w:cs="Times New Roman"/>
-          <w:lang w:val="en"/>
-        </w:rPr>
-        <w:t>CIVE-202-150</w:t>
-      </w:r>
-    </w:p>
+    </w:p>
+    <w:p/>
     <w:p>
       <w:pPr>
-        <w:rPr>
-          <w:rFonts w:ascii="Times New Roman" w:hAnsi="Times New Roman" w:cs="Times New Roman"/>
-          <w:lang w:val="en"/>
-        </w:rPr>
+        <w:pStyle w:val="Heading1"/>
       </w:pPr>
       <w:r>
-        <w:rPr>
-          <w:rFonts w:ascii="Times New Roman" w:hAnsi="Times New Roman" w:cs="Times New Roman"/>
-          <w:lang w:val="en"/>
-        </w:rPr>
-        <w:t>3</w:t>
-      </w:r>
-      <w:r>
-        <w:rPr>
-          <w:rFonts w:ascii="Times New Roman" w:hAnsi="Times New Roman" w:cs="Times New Roman"/>
-          <w:lang w:val="en"/>
-        </w:rPr>
-        <w:t>/</w:t>
-      </w:r>
-      <w:r>
-        <w:rPr>
-          <w:rFonts w:ascii="Times New Roman" w:hAnsi="Times New Roman" w:cs="Times New Roman"/>
-          <w:lang w:val="en"/>
-        </w:rPr>
-        <w:t>6</w:t>
-      </w:r>
-      <w:r>
-        <w:rPr>
-          <w:rFonts w:ascii="Times New Roman" w:hAnsi="Times New Roman" w:cs="Times New Roman"/>
-          <w:lang w:val="en"/>
-        </w:rPr>
-        <w:t>/2026</w:t>
-      </w:r>
-    </w:p>
-    <w:p>
-      <w:pPr>
-        <w:rPr>
-          <w:rFonts w:ascii="Times New Roman" w:hAnsi="Times New Roman" w:cs="Times New Roman"/>
-          <w:lang w:val="en"/>
-        </w:rPr>
-      </w:pPr>
-    </w:p>
-    <w:p>
-      <w:pPr>
-        <w:rPr>
-          <w:rFonts w:ascii="Times New Roman" w:hAnsi="Times New Roman" w:cs="Times New Roman"/>
-          <w:lang w:val="en"/>
-        </w:rPr>
-      </w:pPr>
-      <w:r>
-        <w:rPr>
-          <w:rFonts w:ascii="Times New Roman" w:hAnsi="Times New Roman" w:cs="Times New Roman"/>
-          <w:lang w:val="en"/>
-        </w:rPr>
-        <w:t>Project Goals</w:t>
-      </w:r>
-      <w:r>
-        <w:rPr>
-          <w:rFonts w:ascii="Times New Roman" w:hAnsi="Times New Roman" w:cs="Times New Roman"/>
-          <w:lang w:val="en"/>
-        </w:rPr>
-        <w:t>:</w:t>
-      </w:r>
-    </w:p>
-    <w:p>
-      <w:pPr>
-        <w:rPr>
-          <w:rFonts w:ascii="Times New Roman" w:hAnsi="Times New Roman" w:cs="Times New Roman"/>
-          <w:caps/>
-          <w:lang w:val="en"/>
-        </w:rPr>
-      </w:pPr>
-      <w:r>
-        <w:rPr>
-          <w:rFonts w:ascii="Times New Roman" w:hAnsi="Times New Roman" w:cs="Times New Roman"/>
-          <w:lang w:val="en"/>
-        </w:rPr>
-        <w:t xml:space="preserve">The main objective of the project is </w:t>
-      </w:r>
-      <w:r>
-        <w:rPr>
-          <w:rFonts w:ascii="Times New Roman" w:hAnsi="Times New Roman" w:cs="Times New Roman"/>
-          <w:lang w:val="en"/>
-        </w:rPr>
-        <w:t>for the engineering team to</w:t>
-      </w:r>
-      <w:r>
-        <w:rPr>
-          <w:rFonts w:ascii="Times New Roman" w:hAnsi="Times New Roman" w:cs="Times New Roman"/>
-          <w:lang w:val="en"/>
-        </w:rPr>
-        <w:t xml:space="preserve"> take the two highly influential data </w:t>
-      </w:r>
-      <w:r>
-        <w:rPr>
-          <w:rFonts w:ascii="Times New Roman" w:hAnsi="Times New Roman" w:cs="Times New Roman"/>
-          <w:lang w:val="en"/>
-        </w:rPr>
-        <w:t xml:space="preserve">sets </w:t>
-      </w:r>
-      <w:r>
-        <w:rPr>
-          <w:rFonts w:ascii="Times New Roman" w:hAnsi="Times New Roman" w:cs="Times New Roman"/>
-          <w:lang w:val="en"/>
-        </w:rPr>
-        <w:t xml:space="preserve">for transportation systems </w:t>
-      </w:r>
-      <w:r>
-        <w:rPr>
-          <w:rFonts w:ascii="Times New Roman" w:hAnsi="Times New Roman" w:cs="Times New Roman"/>
-          <w:lang w:val="en"/>
-        </w:rPr>
-        <w:t>and to organize and visualize them.</w:t>
-      </w:r>
-      <w:r>
-        <w:rPr>
-          <w:rFonts w:ascii="Times New Roman" w:hAnsi="Times New Roman" w:cs="Times New Roman"/>
-          <w:lang w:val="en"/>
-        </w:rPr>
-        <w:t xml:space="preserve"> </w:t>
-      </w:r>
-      <w:r>
-        <w:rPr>
-          <w:rFonts w:ascii="Times New Roman" w:hAnsi="Times New Roman" w:cs="Times New Roman"/>
-          <w:lang w:val="en"/>
-        </w:rPr>
-        <w:t xml:space="preserve">This is </w:t>
-      </w:r>
-      <w:r>
-        <w:rPr>
-          <w:rFonts w:ascii="Times New Roman" w:hAnsi="Times New Roman" w:cs="Times New Roman"/>
-          <w:lang w:val="en"/>
-        </w:rPr>
-        <w:t>to</w:t>
-      </w:r>
-      <w:r>
-        <w:rPr>
-          <w:rFonts w:ascii="Times New Roman" w:hAnsi="Times New Roman" w:cs="Times New Roman"/>
-          <w:lang w:val="en"/>
-        </w:rPr>
-        <w:t xml:space="preserve"> support </w:t>
-      </w:r>
-      <w:r>
-        <w:rPr>
-          <w:rFonts w:ascii="Times New Roman" w:hAnsi="Times New Roman" w:cs="Times New Roman"/>
-          <w:lang w:val="en"/>
-        </w:rPr>
-        <w:t>informed</w:t>
-      </w:r>
-      <w:r>
-        <w:rPr>
-          <w:rFonts w:ascii="Times New Roman" w:hAnsi="Times New Roman" w:cs="Times New Roman"/>
-          <w:lang w:val="en"/>
-        </w:rPr>
-        <w:t xml:space="preserve"> decision making</w:t>
-      </w:r>
-      <w:r>
-        <w:rPr>
-          <w:rFonts w:ascii="Times New Roman" w:hAnsi="Times New Roman" w:cs="Times New Roman"/>
-          <w:lang w:val="en"/>
-        </w:rPr>
-        <w:t xml:space="preserve"> </w:t>
-      </w:r>
-      <w:r>
-        <w:rPr>
-          <w:rFonts w:ascii="Times New Roman" w:hAnsi="Times New Roman" w:cs="Times New Roman"/>
-          <w:lang w:val="en"/>
-        </w:rPr>
-        <w:t xml:space="preserve">in </w:t>
-      </w:r>
-      <w:r>
-        <w:rPr>
-          <w:rFonts w:ascii="Times New Roman" w:hAnsi="Times New Roman" w:cs="Times New Roman"/>
-          <w:lang w:val="en"/>
-        </w:rPr>
-        <w:t xml:space="preserve">transportation </w:t>
-      </w:r>
-      <w:r>
-        <w:rPr>
-          <w:rFonts w:ascii="Times New Roman" w:hAnsi="Times New Roman" w:cs="Times New Roman"/>
-          <w:lang w:val="en"/>
-        </w:rPr>
-        <w:t>systems.</w:t>
-      </w:r>
-      <w:r>
-        <w:rPr>
-          <w:rFonts w:ascii="Times New Roman" w:hAnsi="Times New Roman" w:cs="Times New Roman"/>
-          <w:lang w:val="en"/>
-        </w:rPr>
-        <w:t xml:space="preserve"> </w:t>
-      </w:r>
-      <w:r>
-        <w:rPr>
-          <w:rFonts w:ascii="Times New Roman" w:hAnsi="Times New Roman" w:cs="Times New Roman"/>
-          <w:lang w:val="en"/>
-        </w:rPr>
-        <w:t>T</w:t>
-      </w:r>
-      <w:r>
-        <w:rPr>
-          <w:rFonts w:ascii="Times New Roman" w:hAnsi="Times New Roman" w:cs="Times New Roman"/>
-          <w:lang w:val="en"/>
-        </w:rPr>
-        <w:t xml:space="preserve">wo CSV files and two metadata files will be </w:t>
-      </w:r>
-      <w:r>
-        <w:rPr>
-          <w:rFonts w:ascii="Times New Roman" w:hAnsi="Times New Roman" w:cs="Times New Roman"/>
-          <w:lang w:val="en"/>
-        </w:rPr>
-        <w:t>used</w:t>
-      </w:r>
-      <w:r>
-        <w:rPr>
-          <w:rFonts w:ascii="Times New Roman" w:hAnsi="Times New Roman" w:cs="Times New Roman"/>
-          <w:lang w:val="en"/>
-        </w:rPr>
-        <w:t xml:space="preserve"> </w:t>
-      </w:r>
-      <w:r>
-        <w:rPr>
-          <w:rFonts w:ascii="Times New Roman" w:hAnsi="Times New Roman" w:cs="Times New Roman"/>
-          <w:lang w:val="en"/>
-        </w:rPr>
-        <w:t>to</w:t>
-      </w:r>
-      <w:r>
-        <w:rPr>
-          <w:rFonts w:ascii="Times New Roman" w:hAnsi="Times New Roman" w:cs="Times New Roman"/>
-          <w:lang w:val="en"/>
-        </w:rPr>
-        <w:t xml:space="preserve"> develop an understanding of the National Household Travel Survey</w:t>
-      </w:r>
-      <w:r>
-        <w:rPr>
-          <w:rFonts w:ascii="Times New Roman" w:hAnsi="Times New Roman" w:cs="Times New Roman"/>
-          <w:lang w:val="en"/>
-        </w:rPr>
-        <w:t xml:space="preserve"> </w:t>
-      </w:r>
-      <w:r>
-        <w:rPr>
-          <w:rFonts w:ascii="Times New Roman" w:hAnsi="Times New Roman" w:cs="Times New Roman"/>
-          <w:lang w:val="en"/>
-        </w:rPr>
-        <w:t>(NHTS) and the Next Generation Survey (NG</w:t>
-      </w:r>
-      <w:r>
-        <w:rPr>
-          <w:rFonts w:ascii="Times New Roman" w:hAnsi="Times New Roman" w:cs="Times New Roman"/>
-          <w:lang w:val="en"/>
-        </w:rPr>
-        <w:t>SIM). Different simple visualizations are t</w:t>
-      </w:r>
-      <w:r>
-        <w:rPr>
-          <w:rFonts w:ascii="Times New Roman" w:hAnsi="Times New Roman" w:cs="Times New Roman"/>
-          <w:lang w:val="en"/>
-        </w:rPr>
-        <w:t>o be developed and utilized in the visualization of the data.</w:t>
-      </w:r>
-      <w:r>
-        <w:rPr>
-          <w:rFonts w:ascii="Times New Roman" w:hAnsi="Times New Roman" w:cs="Times New Roman"/>
-          <w:lang w:val="en"/>
-        </w:rPr>
-        <w:t xml:space="preserve"> The engineering team will </w:t>
-      </w:r>
-      <w:r>
-        <w:rPr>
-          <w:rFonts w:ascii="Times New Roman" w:hAnsi="Times New Roman" w:cs="Times New Roman"/>
-          <w:lang w:val="en"/>
-        </w:rPr>
-        <w:t xml:space="preserve">determine what variables to plot in the visualizations as well as demonstrate an ability to alter </w:t>
-      </w:r>
-      <w:r>
-        <w:rPr>
-          <w:rFonts w:ascii="Times New Roman" w:hAnsi="Times New Roman" w:cs="Times New Roman"/>
-          <w:lang w:val="en"/>
-        </w:rPr>
-        <w:t>the visualizations for a given purpose.</w:t>
-      </w:r>
-      <w:r>
-        <w:rPr>
-          <w:rFonts w:ascii="Times New Roman" w:hAnsi="Times New Roman" w:cs="Times New Roman"/>
-          <w:lang w:val="en"/>
-        </w:rPr>
-        <w:t xml:space="preserve"> The engineering team will </w:t>
-      </w:r>
-      <w:r>
-        <w:rPr>
-          <w:rFonts w:ascii="Times New Roman" w:hAnsi="Times New Roman" w:cs="Times New Roman"/>
-          <w:lang w:val="en"/>
-        </w:rPr>
-        <w:t>also</w:t>
-      </w:r>
-      <w:r>
-        <w:rPr>
-          <w:rFonts w:ascii="Times New Roman" w:hAnsi="Times New Roman" w:cs="Times New Roman"/>
-          <w:lang w:val="en"/>
-        </w:rPr>
-        <w:t xml:space="preserve"> be able to provide a simulation study </w:t>
-      </w:r>
-      <w:r>
-        <w:rPr>
-          <w:rFonts w:ascii="Times New Roman" w:hAnsi="Times New Roman" w:cs="Times New Roman"/>
-          <w:lang w:val="en"/>
-        </w:rPr>
-        <w:t>using the Intelligent Driver Model (IDM), to simulate vehicle behavior and vehicle trajectories.</w:t>
-      </w:r>
-    </w:p>
-    <w:p>
-      <w:pPr>
-        <w:rPr>
-          <w:rFonts w:ascii="Times New Roman" w:hAnsi="Times New Roman" w:cs="Times New Roman"/>
-          <w:lang w:val="en"/>
-        </w:rPr>
-      </w:pPr>
-    </w:p>
-    <w:p>
-      <w:pPr>
-        <w:rPr>
-          <w:rFonts w:ascii="Times New Roman" w:hAnsi="Times New Roman" w:cs="Times New Roman"/>
-          <w:lang w:val="en"/>
-        </w:rPr>
-      </w:pPr>
-      <w:r>
-        <w:rPr>
-          <w:rFonts w:ascii="Times New Roman" w:hAnsi="Times New Roman" w:cs="Times New Roman"/>
-          <w:lang w:val="en"/>
-        </w:rPr>
-        <w:t>Project Tasks</w:t>
-      </w:r>
-      <w:r>
-        <w:rPr>
-          <w:rFonts w:ascii="Times New Roman" w:hAnsi="Times New Roman" w:cs="Times New Roman"/>
-          <w:lang w:val="en"/>
-        </w:rPr>
-        <w:t>:</w:t>
-      </w:r>
-    </w:p>
-    <w:p>
-      <w:pPr>
-        <w:rPr>
-          <w:rFonts w:ascii="Times New Roman" w:hAnsi="Times New Roman" w:cs="Times New Roman"/>
-          <w:lang w:val="en"/>
-        </w:rPr>
-      </w:pPr>
-      <w:r>
-        <w:rPr>
-          <w:rFonts w:ascii="Times New Roman" w:hAnsi="Times New Roman" w:cs="Times New Roman"/>
-        </w:rPr>
-        <w:t xml:space="preserve">The team will first dive into the NHTS and NGSIM data and their respective metadata to understand the significance of each variable and the variables of importance for the purpose of the project. They will then choose a small number of variables from those that best represent nationwide transportation and driving habits. After this, the team will design several basic visualizations to help understand the major characteristics of the data. They will include a bar </w:t>
-      </w:r>
-      <w:r>
-        <w:rPr>
-          <w:rFonts w:ascii="Times New Roman" w:hAnsi="Times New Roman" w:cs="Times New Roman"/>
-        </w:rPr>
-        <w:t>chart</w:t>
-      </w:r>
-      <w:r>
-        <w:rPr>
-          <w:rFonts w:ascii="Times New Roman" w:hAnsi="Times New Roman" w:cs="Times New Roman"/>
-        </w:rPr>
-        <w:t xml:space="preserve"> comparing data, a histogram for understanding the distribution of the variables, and at least two series plots for understanding overall driving habits in the country. They will also design a clean visualization using tools such as Seaborn in movements. A timesheet will be created for tracking time spent on each activity. The team will finally create a presentation consisting of a </w:t>
-      </w:r>
-      <w:proofErr w:type="spellStart"/>
-      <w:r>
-        <w:rPr>
-          <w:rFonts w:ascii="Times New Roman" w:hAnsi="Times New Roman" w:cs="Times New Roman"/>
-        </w:rPr>
-        <w:t>Jupyter</w:t>
-      </w:r>
-      <w:proofErr w:type="spellEnd"/>
-      <w:r>
-        <w:rPr>
-          <w:rFonts w:ascii="Times New Roman" w:hAnsi="Times New Roman" w:cs="Times New Roman"/>
-        </w:rPr>
-        <w:t xml:space="preserve"> notebook, a GitHub repository, a Gantt chart, an annotated code document, and a written report.</w:t>
-      </w:r>
-    </w:p>
-    <w:p>
-      <w:pPr>
-        <w:rPr>
-          <w:rFonts w:ascii="Times New Roman" w:hAnsi="Times New Roman" w:cs="Times New Roman"/>
-          <w:lang w:val="en"/>
-        </w:rPr>
-      </w:pPr>
-    </w:p>
-    <w:p>
-      <w:pPr>
-        <w:rPr>
-          <w:rFonts w:ascii="Times New Roman" w:hAnsi="Times New Roman" w:cs="Times New Roman"/>
-          <w:lang w:val="en"/>
-        </w:rPr>
-      </w:pPr>
-    </w:p>
-    <w:p>
-      <w:pPr>
-        <w:rPr>
-          <w:rFonts w:ascii="Times New Roman" w:hAnsi="Times New Roman" w:cs="Times New Roman"/>
-          <w:lang w:val="en"/>
-        </w:rPr>
-      </w:pPr>
-      <w:r>
-        <w:rPr>
-          <w:rFonts w:ascii="Times New Roman" w:hAnsi="Times New Roman" w:cs="Times New Roman"/>
-          <w:lang w:val="en"/>
-        </w:rPr>
-        <w:lastRenderedPageBreak/>
-        <w:t>Project Deliverables</w:t>
-      </w:r>
-      <w:r>
-        <w:rPr>
-          <w:rFonts w:ascii="Times New Roman" w:hAnsi="Times New Roman" w:cs="Times New Roman"/>
-          <w:lang w:val="en"/>
-        </w:rPr>
-        <w:t>:</w:t>
-      </w:r>
-    </w:p>
-    <w:p>
-      <w:pPr>
-        <w:rPr>
-          <w:rFonts w:ascii="Times New Roman" w:hAnsi="Times New Roman" w:cs="Times New Roman"/>
-          <w:lang w:val="en"/>
-        </w:rPr>
-      </w:pPr>
-      <w:r>
-        <w:rPr>
-          <w:rFonts w:ascii="Times New Roman" w:hAnsi="Times New Roman" w:cs="Times New Roman"/>
-          <w:lang w:val="en"/>
-        </w:rPr>
-        <w:t xml:space="preserve">The engineering team </w:t>
-      </w:r>
-      <w:r>
-        <w:rPr>
-          <w:rFonts w:ascii="Times New Roman" w:hAnsi="Times New Roman" w:cs="Times New Roman"/>
-          <w:lang w:val="en"/>
-        </w:rPr>
-        <w:t>will</w:t>
-      </w:r>
-      <w:r>
-        <w:rPr>
-          <w:rFonts w:ascii="Times New Roman" w:hAnsi="Times New Roman" w:cs="Times New Roman"/>
-          <w:lang w:val="en"/>
-        </w:rPr>
-        <w:t xml:space="preserve"> make available a GitHub repository that contains a </w:t>
-      </w:r>
-      <w:r>
-        <w:rPr>
-          <w:rFonts w:ascii="Times New Roman" w:hAnsi="Times New Roman" w:cs="Times New Roman"/>
-          <w:lang w:val="en"/>
-        </w:rPr>
-        <w:t>README</w:t>
-      </w:r>
-      <w:r>
-        <w:rPr>
-          <w:rFonts w:ascii="Times New Roman" w:hAnsi="Times New Roman" w:cs="Times New Roman"/>
-          <w:lang w:val="en"/>
-        </w:rPr>
-        <w:t xml:space="preserve"> summarizing</w:t>
-      </w:r>
-      <w:r>
-        <w:rPr>
-          <w:rFonts w:ascii="Times New Roman" w:hAnsi="Times New Roman" w:cs="Times New Roman"/>
-          <w:lang w:val="en"/>
-        </w:rPr>
-        <w:t xml:space="preserve"> the project, </w:t>
-      </w:r>
-      <w:r>
-        <w:rPr>
-          <w:rFonts w:ascii="Times New Roman" w:hAnsi="Times New Roman" w:cs="Times New Roman"/>
-          <w:lang w:val="en"/>
-        </w:rPr>
-        <w:t xml:space="preserve">a </w:t>
-      </w:r>
-      <w:proofErr w:type="spellStart"/>
-      <w:r>
-        <w:rPr>
-          <w:rFonts w:ascii="Times New Roman" w:hAnsi="Times New Roman" w:cs="Times New Roman"/>
-          <w:lang w:val="en"/>
-        </w:rPr>
-        <w:t>Jupyter</w:t>
-      </w:r>
-      <w:proofErr w:type="spellEnd"/>
-      <w:r>
-        <w:rPr>
-          <w:rFonts w:ascii="Times New Roman" w:hAnsi="Times New Roman" w:cs="Times New Roman"/>
-          <w:lang w:val="en"/>
-        </w:rPr>
-        <w:t xml:space="preserve"> Notebook with </w:t>
+        <w:t>Deliverables</w:t>
+      </w:r>
+    </w:p>
+    <w:p>
+      <w:r>
+        <w:t xml:space="preserve">The final submission for this project will include a GitHub repository with all the code, data files, and a README file. This will include a summary of the project and instructions on how to use the provided code. A Python code file used to obtain the results will be submitted, along with an annotated version of the code, which explains each step in clear detail. In addition, a written report will be provided for this project. This report will include an introduction, methods, results, and a discussion of our results, and connecting them to our transportation planning. A Gantt chart will also show how the project tasks were scheduled over the time of completion, along with a </w:t>
       </w:r>
       <w:proofErr w:type="gramStart"/>
       <w:r>
-        <w:rPr>
-          <w:rFonts w:ascii="Times New Roman" w:hAnsi="Times New Roman" w:cs="Times New Roman"/>
-          <w:lang w:val="en"/>
-        </w:rPr>
-        <w:t>a .</w:t>
-      </w:r>
-      <w:proofErr w:type="spellStart"/>
-      <w:r>
-        <w:rPr>
-          <w:rFonts w:ascii="Times New Roman" w:hAnsi="Times New Roman" w:cs="Times New Roman"/>
-          <w:lang w:val="en"/>
-        </w:rPr>
-        <w:t>ipynb</w:t>
-      </w:r>
-      <w:proofErr w:type="spellEnd"/>
+        <w:t>timesheet</w:t>
+      </w:r>
       <w:proofErr w:type="gramEnd"/>
       <w:r>
-        <w:rPr>
-          <w:rFonts w:ascii="Times New Roman" w:hAnsi="Times New Roman" w:cs="Times New Roman"/>
-          <w:lang w:val="en"/>
-        </w:rPr>
-        <w:t xml:space="preserve"> file contain</w:t>
-      </w:r>
-      <w:r>
-        <w:rPr>
-          <w:rFonts w:ascii="Times New Roman" w:hAnsi="Times New Roman" w:cs="Times New Roman"/>
-          <w:lang w:val="en"/>
-        </w:rPr>
-        <w:t>ing</w:t>
-      </w:r>
-      <w:r>
-        <w:rPr>
-          <w:rFonts w:ascii="Times New Roman" w:hAnsi="Times New Roman" w:cs="Times New Roman"/>
-          <w:lang w:val="en"/>
-        </w:rPr>
-        <w:t xml:space="preserve"> working Python code, a Scope of Work (SOW), a Gantt chart, a written report, a</w:t>
-      </w:r>
-      <w:r>
-        <w:rPr>
-          <w:rFonts w:ascii="Times New Roman" w:hAnsi="Times New Roman" w:cs="Times New Roman"/>
-          <w:lang w:val="en"/>
-        </w:rPr>
-        <w:t xml:space="preserve">n </w:t>
-      </w:r>
-      <w:r>
-        <w:rPr>
-          <w:rFonts w:ascii="Times New Roman" w:hAnsi="Times New Roman" w:cs="Times New Roman"/>
-          <w:lang w:val="en"/>
-        </w:rPr>
-        <w:t xml:space="preserve">Annotated Code Document (ACD), and a report. The link to the GitHub repository is going to be submitted by Tuesday, </w:t>
-      </w:r>
-      <w:r>
-        <w:rPr>
-          <w:rFonts w:ascii="Times New Roman" w:hAnsi="Times New Roman" w:cs="Times New Roman"/>
-          <w:lang w:val="en"/>
-        </w:rPr>
-        <w:t>March</w:t>
-      </w:r>
-      <w:r>
-        <w:rPr>
-          <w:rFonts w:ascii="Times New Roman" w:hAnsi="Times New Roman" w:cs="Times New Roman"/>
-          <w:lang w:val="en"/>
-        </w:rPr>
-        <w:t xml:space="preserve"> </w:t>
-      </w:r>
-      <w:r>
-        <w:rPr>
-          <w:rFonts w:ascii="Times New Roman" w:hAnsi="Times New Roman" w:cs="Times New Roman"/>
-          <w:lang w:val="en"/>
-        </w:rPr>
-        <w:t>31</w:t>
-      </w:r>
-      <w:r>
-        <w:rPr>
-          <w:rFonts w:ascii="Times New Roman" w:hAnsi="Times New Roman" w:cs="Times New Roman"/>
-          <w:lang w:val="en"/>
-        </w:rPr>
-        <w:t>, 2026, at 5:00 PM CT.</w:t>
-      </w:r>
-    </w:p>
-    <w:p>
-      <w:pPr>
-        <w:rPr>
-          <w:rFonts w:ascii="Times New Roman" w:hAnsi="Times New Roman" w:cs="Times New Roman"/>
-          <w:lang w:val="en"/>
-        </w:rPr>
-      </w:pPr>
-    </w:p>
-    <w:p>
-      <w:pPr>
-        <w:rPr>
-          <w:rFonts w:ascii="Times New Roman" w:hAnsi="Times New Roman" w:cs="Times New Roman"/>
-          <w:lang w:val="en"/>
-        </w:rPr>
-      </w:pPr>
-    </w:p>
-    <w:p>
-      <w:pPr>
-        <w:rPr>
-          <w:rFonts w:ascii="Times New Roman" w:hAnsi="Times New Roman" w:cs="Times New Roman"/>
-          <w:lang w:val="en"/>
-        </w:rPr>
-      </w:pPr>
+        <w:t xml:space="preserve"> of each group member's time spent on each task.</w:t>
+      </w:r>
     </w:p>
     <w:sectPr>
       <w:pgSz w:w="12240" w:h="15840"/>
@@ -1218,7 +550,7 @@
     <w:link w:val="Heading1Char"/>
     <w:uiPriority w:val="9"/>
     <w:qFormat/>
-    <w:rsid w:val="006E0BA6"/>
+    <w:rsid w:val="00DA4A06"/>
     <w:pPr>
       <w:keepNext/>
       <w:keepLines/>
@@ -1241,7 +573,7 @@
     <w:semiHidden/>
     <w:unhideWhenUsed/>
     <w:qFormat/>
-    <w:rsid w:val="006E0BA6"/>
+    <w:rsid w:val="00DA4A06"/>
     <w:pPr>
       <w:keepNext/>
       <w:keepLines/>
@@ -1264,7 +596,7 @@
     <w:semiHidden/>
     <w:unhideWhenUsed/>
     <w:qFormat/>
-    <w:rsid w:val="006E0BA6"/>
+    <w:rsid w:val="00DA4A06"/>
     <w:pPr>
       <w:keepNext/>
       <w:keepLines/>
@@ -1287,7 +619,7 @@
     <w:semiHidden/>
     <w:unhideWhenUsed/>
     <w:qFormat/>
-    <w:rsid w:val="006E0BA6"/>
+    <w:rsid w:val="00DA4A06"/>
     <w:pPr>
       <w:keepNext/>
       <w:keepLines/>
@@ -1310,7 +642,7 @@
     <w:semiHidden/>
     <w:unhideWhenUsed/>
     <w:qFormat/>
-    <w:rsid w:val="006E0BA6"/>
+    <w:rsid w:val="00DA4A06"/>
     <w:pPr>
       <w:keepNext/>
       <w:keepLines/>
@@ -1331,7 +663,7 @@
     <w:semiHidden/>
     <w:unhideWhenUsed/>
     <w:qFormat/>
-    <w:rsid w:val="006E0BA6"/>
+    <w:rsid w:val="00DA4A06"/>
     <w:pPr>
       <w:keepNext/>
       <w:keepLines/>
@@ -1354,7 +686,7 @@
     <w:semiHidden/>
     <w:unhideWhenUsed/>
     <w:qFormat/>
-    <w:rsid w:val="006E0BA6"/>
+    <w:rsid w:val="00DA4A06"/>
     <w:pPr>
       <w:keepNext/>
       <w:keepLines/>
@@ -1375,7 +707,7 @@
     <w:semiHidden/>
     <w:unhideWhenUsed/>
     <w:qFormat/>
-    <w:rsid w:val="006E0BA6"/>
+    <w:rsid w:val="00DA4A06"/>
     <w:pPr>
       <w:keepNext/>
       <w:keepLines/>
@@ -1398,7 +730,7 @@
     <w:semiHidden/>
     <w:unhideWhenUsed/>
     <w:qFormat/>
-    <w:rsid w:val="006E0BA6"/>
+    <w:rsid w:val="00DA4A06"/>
     <w:pPr>
       <w:keepNext/>
       <w:keepLines/>
@@ -1413,6 +745,7 @@
   <w:style w:type="character" w:default="1" w:styleId="DefaultParagraphFont">
     <w:name w:val="Default Paragraph Font"/>
     <w:uiPriority w:val="1"/>
+    <w:semiHidden/>
     <w:unhideWhenUsed/>
   </w:style>
   <w:style w:type="table" w:default="1" w:styleId="TableNormal">
@@ -1441,7 +774,7 @@
     <w:basedOn w:val="DefaultParagraphFont"/>
     <w:link w:val="Heading1"/>
     <w:uiPriority w:val="9"/>
-    <w:rsid w:val="006E0BA6"/>
+    <w:rsid w:val="00DA4A06"/>
     <w:rPr>
       <w:rFonts w:asciiTheme="majorHAnsi" w:eastAsiaTheme="majorEastAsia" w:hAnsiTheme="majorHAnsi" w:cstheme="majorBidi"/>
       <w:color w:val="0F4761" w:themeColor="accent1" w:themeShade="BF"/>
@@ -1455,7 +788,7 @@
     <w:link w:val="Heading2"/>
     <w:uiPriority w:val="9"/>
     <w:semiHidden/>
-    <w:rsid w:val="006E0BA6"/>
+    <w:rsid w:val="00DA4A06"/>
     <w:rPr>
       <w:rFonts w:asciiTheme="majorHAnsi" w:eastAsiaTheme="majorEastAsia" w:hAnsiTheme="majorHAnsi" w:cstheme="majorBidi"/>
       <w:color w:val="0F4761" w:themeColor="accent1" w:themeShade="BF"/>
@@ -1469,7 +802,7 @@
     <w:link w:val="Heading3"/>
     <w:uiPriority w:val="9"/>
     <w:semiHidden/>
-    <w:rsid w:val="006E0BA6"/>
+    <w:rsid w:val="00DA4A06"/>
     <w:rPr>
       <w:rFonts w:eastAsiaTheme="majorEastAsia" w:cstheme="majorBidi"/>
       <w:color w:val="0F4761" w:themeColor="accent1" w:themeShade="BF"/>
@@ -1483,7 +816,7 @@
     <w:link w:val="Heading4"/>
     <w:uiPriority w:val="9"/>
     <w:semiHidden/>
-    <w:rsid w:val="006E0BA6"/>
+    <w:rsid w:val="00DA4A06"/>
     <w:rPr>
       <w:rFonts w:eastAsiaTheme="majorEastAsia" w:cstheme="majorBidi"/>
       <w:i/>
@@ -1497,7 +830,7 @@
     <w:link w:val="Heading5"/>
     <w:uiPriority w:val="9"/>
     <w:semiHidden/>
-    <w:rsid w:val="006E0BA6"/>
+    <w:rsid w:val="00DA4A06"/>
     <w:rPr>
       <w:rFonts w:eastAsiaTheme="majorEastAsia" w:cstheme="majorBidi"/>
       <w:color w:val="0F4761" w:themeColor="accent1" w:themeShade="BF"/>
@@ -1509,7 +842,7 @@
     <w:link w:val="Heading6"/>
     <w:uiPriority w:val="9"/>
     <w:semiHidden/>
-    <w:rsid w:val="006E0BA6"/>
+    <w:rsid w:val="00DA4A06"/>
     <w:rPr>
       <w:rFonts w:eastAsiaTheme="majorEastAsia" w:cstheme="majorBidi"/>
       <w:i/>
@@ -1523,7 +856,7 @@
     <w:link w:val="Heading7"/>
     <w:uiPriority w:val="9"/>
     <w:semiHidden/>
-    <w:rsid w:val="006E0BA6"/>
+    <w:rsid w:val="00DA4A06"/>
     <w:rPr>
       <w:rFonts w:eastAsiaTheme="majorEastAsia" w:cstheme="majorBidi"/>
       <w:color w:val="595959" w:themeColor="text1" w:themeTint="A6"/>
@@ -1535,7 +868,7 @@
     <w:link w:val="Heading8"/>
     <w:uiPriority w:val="9"/>
     <w:semiHidden/>
-    <w:rsid w:val="006E0BA6"/>
+    <w:rsid w:val="00DA4A06"/>
     <w:rPr>
       <w:rFonts w:eastAsiaTheme="majorEastAsia" w:cstheme="majorBidi"/>
       <w:i/>
@@ -1549,7 +882,7 @@
     <w:link w:val="Heading9"/>
     <w:uiPriority w:val="9"/>
     <w:semiHidden/>
-    <w:rsid w:val="006E0BA6"/>
+    <w:rsid w:val="00DA4A06"/>
     <w:rPr>
       <w:rFonts w:eastAsiaTheme="majorEastAsia" w:cstheme="majorBidi"/>
       <w:color w:val="272727" w:themeColor="text1" w:themeTint="D8"/>
@@ -1562,7 +895,7 @@
     <w:link w:val="TitleChar"/>
     <w:uiPriority w:val="10"/>
     <w:qFormat/>
-    <w:rsid w:val="006E0BA6"/>
+    <w:rsid w:val="00DA4A06"/>
     <w:pPr>
       <w:spacing w:after="80" w:line="240" w:lineRule="auto"/>
       <w:contextualSpacing/>
@@ -1580,7 +913,7 @@
     <w:basedOn w:val="DefaultParagraphFont"/>
     <w:link w:val="Title"/>
     <w:uiPriority w:val="10"/>
-    <w:rsid w:val="006E0BA6"/>
+    <w:rsid w:val="00DA4A06"/>
     <w:rPr>
       <w:rFonts w:asciiTheme="majorHAnsi" w:eastAsiaTheme="majorEastAsia" w:hAnsiTheme="majorHAnsi" w:cstheme="majorBidi"/>
       <w:spacing w:val="-10"/>
@@ -1596,7 +929,7 @@
     <w:link w:val="SubtitleChar"/>
     <w:uiPriority w:val="11"/>
     <w:qFormat/>
-    <w:rsid w:val="006E0BA6"/>
+    <w:rsid w:val="00DA4A06"/>
     <w:pPr>
       <w:numPr>
         <w:ilvl w:val="1"/>
@@ -1615,7 +948,7 @@
     <w:basedOn w:val="DefaultParagraphFont"/>
     <w:link w:val="Subtitle"/>
     <w:uiPriority w:val="11"/>
-    <w:rsid w:val="006E0BA6"/>
+    <w:rsid w:val="00DA4A06"/>
     <w:rPr>
       <w:rFonts w:eastAsiaTheme="majorEastAsia" w:cstheme="majorBidi"/>
       <w:color w:val="595959" w:themeColor="text1" w:themeTint="A6"/>
@@ -1631,7 +964,7 @@
     <w:link w:val="QuoteChar"/>
     <w:uiPriority w:val="29"/>
     <w:qFormat/>
-    <w:rsid w:val="006E0BA6"/>
+    <w:rsid w:val="00DA4A06"/>
     <w:pPr>
       <w:spacing w:before="160"/>
       <w:jc w:val="center"/>
@@ -1647,7 +980,7 @@
     <w:basedOn w:val="DefaultParagraphFont"/>
     <w:link w:val="Quote"/>
     <w:uiPriority w:val="29"/>
-    <w:rsid w:val="006E0BA6"/>
+    <w:rsid w:val="00DA4A06"/>
     <w:rPr>
       <w:i/>
       <w:iCs/>
@@ -1659,7 +992,7 @@
     <w:basedOn w:val="Normal"/>
     <w:uiPriority w:val="34"/>
     <w:qFormat/>
-    <w:rsid w:val="006E0BA6"/>
+    <w:rsid w:val="00DA4A06"/>
     <w:pPr>
       <w:ind w:left="720"/>
       <w:contextualSpacing/>
@@ -1670,7 +1003,7 @@
     <w:basedOn w:val="DefaultParagraphFont"/>
     <w:uiPriority w:val="21"/>
     <w:qFormat/>
-    <w:rsid w:val="006E0BA6"/>
+    <w:rsid w:val="00DA4A06"/>
     <w:rPr>
       <w:i/>
       <w:iCs/>
@@ -1684,7 +1017,7 @@
     <w:link w:val="IntenseQuoteChar"/>
     <w:uiPriority w:val="30"/>
     <w:qFormat/>
-    <w:rsid w:val="006E0BA6"/>
+    <w:rsid w:val="00DA4A06"/>
     <w:pPr>
       <w:pBdr>
         <w:top w:val="single" w:sz="4" w:space="10" w:color="0F4761" w:themeColor="accent1" w:themeShade="BF"/>
@@ -1705,7 +1038,7 @@
     <w:basedOn w:val="DefaultParagraphFont"/>
     <w:link w:val="IntenseQuote"/>
     <w:uiPriority w:val="30"/>
-    <w:rsid w:val="006E0BA6"/>
+    <w:rsid w:val="00DA4A06"/>
     <w:rPr>
       <w:i/>
       <w:iCs/>
@@ -1717,7 +1050,7 @@
     <w:basedOn w:val="DefaultParagraphFont"/>
     <w:uiPriority w:val="32"/>
     <w:qFormat/>
-    <w:rsid w:val="006E0BA6"/>
+    <w:rsid w:val="00DA4A06"/>
     <w:rPr>
       <w:b/>
       <w:bCs/>
